--- a/fixtures/templates/report.docx
+++ b/fixtures/templates/report.docx
@@ -43,7 +43,7 @@
           <w:sz w:val="32"/>
           <w:szCs w:val="32"/>
         </w:rPr>
-        <w:t xml:space="preserve">《      </w:t>
+        <w:t xml:space="preserve">《 </w:t>
       </w:r>
       <w:r>
         <w:rPr>
@@ -53,7 +53,7 @@
           <w:szCs w:val="32"/>
           <w:lang w:val="en-US" w:eastAsia="zh-CN"/>
         </w:rPr>
-        <w:t>大数据分析与内存计算</w:t>
+        <w:t>大数据分析与内存计算（Spark）</w:t>
       </w:r>
       <w:r>
         <w:rPr>
@@ -62,7 +62,18 @@
           <w:sz w:val="32"/>
           <w:szCs w:val="32"/>
         </w:rPr>
-        <w:t xml:space="preserve">          》课程实验实训报告</w:t>
+        <w:t xml:space="preserve"> 》</w:t>
+      </w:r>
+      <w:r>
+        <w:br/>
+      </w:r>
+      <w:r>
+        <w:rPr>
+          <w:rFonts w:ascii="黑体" w:hAnsi="黑体" w:eastAsia="黑体"/>
+          <w:b/>
+          <w:sz w:val="32"/>
+        </w:rPr>
+        <w:t>课程实验实训报告</w:t>
       </w:r>
     </w:p>
     <w:p>
@@ -85,7 +96,7 @@
           <w:sz w:val="24"/>
           <w:lang w:val="en-US" w:eastAsia="zh-CN"/>
         </w:rPr>
-        <w:t>大数据技术</w:t>
+        <w:t>示例班级</w:t>
       </w:r>
       <w:r>
         <w:rPr>
@@ -93,7 +104,7 @@
           <w:sz w:val="24"/>
           <w:lang w:val="en-US" w:eastAsia="zh-CN"/>
         </w:rPr>
-        <w:t>02</w:t>
+        <w:t>01</w:t>
       </w:r>
       <w:r>
         <w:rPr>
